--- a/MATLAB/Exp1.docx
+++ b/MATLAB/Exp1.docx
@@ -19,7 +19,178 @@
           <w:szCs w:val="28"/>
           <w:lang w:val="en-US"/>
         </w:rPr>
-        <w:t>Characteristics Study of Side Band Power And Frequencies in AM Using MATLAB</w:t>
+        <w:t>CHARACTERISTICS</w:t>
+      </w:r>
+      <w:r>
+        <w:rPr>
+          <w:rFonts w:ascii="Times New Roman" w:hAnsi="Times New Roman" w:cs="Times New Roman"/>
+          <w:sz w:val="28"/>
+          <w:szCs w:val="28"/>
+          <w:lang w:val="en-US"/>
+        </w:rPr>
+        <w:t xml:space="preserve"> </w:t>
+      </w:r>
+      <w:r>
+        <w:rPr>
+          <w:rFonts w:ascii="Times New Roman" w:hAnsi="Times New Roman" w:cs="Times New Roman"/>
+          <w:sz w:val="28"/>
+          <w:szCs w:val="28"/>
+          <w:lang w:val="en-US"/>
+        </w:rPr>
+        <w:t>STUDY</w:t>
+      </w:r>
+      <w:r>
+        <w:rPr>
+          <w:rFonts w:ascii="Times New Roman" w:hAnsi="Times New Roman" w:cs="Times New Roman"/>
+          <w:sz w:val="28"/>
+          <w:szCs w:val="28"/>
+          <w:lang w:val="en-US"/>
+        </w:rPr>
+        <w:t xml:space="preserve"> </w:t>
+      </w:r>
+      <w:r>
+        <w:rPr>
+          <w:rFonts w:ascii="Times New Roman" w:hAnsi="Times New Roman" w:cs="Times New Roman"/>
+          <w:sz w:val="28"/>
+          <w:szCs w:val="28"/>
+          <w:lang w:val="en-US"/>
+        </w:rPr>
+        <w:t>OF</w:t>
+      </w:r>
+      <w:r>
+        <w:rPr>
+          <w:rFonts w:ascii="Times New Roman" w:hAnsi="Times New Roman" w:cs="Times New Roman"/>
+          <w:sz w:val="28"/>
+          <w:szCs w:val="28"/>
+          <w:lang w:val="en-US"/>
+        </w:rPr>
+        <w:t xml:space="preserve"> </w:t>
+      </w:r>
+      <w:r>
+        <w:rPr>
+          <w:rFonts w:ascii="Times New Roman" w:hAnsi="Times New Roman" w:cs="Times New Roman"/>
+          <w:sz w:val="28"/>
+          <w:szCs w:val="28"/>
+          <w:lang w:val="en-US"/>
+        </w:rPr>
+        <w:t>SIDE</w:t>
+      </w:r>
+      <w:r>
+        <w:rPr>
+          <w:rFonts w:ascii="Times New Roman" w:hAnsi="Times New Roman" w:cs="Times New Roman"/>
+          <w:sz w:val="28"/>
+          <w:szCs w:val="28"/>
+          <w:lang w:val="en-US"/>
+        </w:rPr>
+        <w:t xml:space="preserve"> </w:t>
+      </w:r>
+      <w:r>
+        <w:rPr>
+          <w:rFonts w:ascii="Times New Roman" w:hAnsi="Times New Roman" w:cs="Times New Roman"/>
+          <w:sz w:val="28"/>
+          <w:szCs w:val="28"/>
+          <w:lang w:val="en-US"/>
+        </w:rPr>
+        <w:t>BAND</w:t>
+      </w:r>
+      <w:r>
+        <w:rPr>
+          <w:rFonts w:ascii="Times New Roman" w:hAnsi="Times New Roman" w:cs="Times New Roman"/>
+          <w:sz w:val="28"/>
+          <w:szCs w:val="28"/>
+          <w:lang w:val="en-US"/>
+        </w:rPr>
+        <w:t xml:space="preserve"> </w:t>
+      </w:r>
+      <w:r>
+        <w:rPr>
+          <w:rFonts w:ascii="Times New Roman" w:hAnsi="Times New Roman" w:cs="Times New Roman"/>
+          <w:sz w:val="28"/>
+          <w:szCs w:val="28"/>
+          <w:lang w:val="en-US"/>
+        </w:rPr>
+        <w:t>POWER</w:t>
+      </w:r>
+      <w:r>
+        <w:rPr>
+          <w:rFonts w:ascii="Times New Roman" w:hAnsi="Times New Roman" w:cs="Times New Roman"/>
+          <w:sz w:val="28"/>
+          <w:szCs w:val="28"/>
+          <w:lang w:val="en-US"/>
+        </w:rPr>
+        <w:t xml:space="preserve"> </w:t>
+      </w:r>
+      <w:r>
+        <w:rPr>
+          <w:rFonts w:ascii="Times New Roman" w:hAnsi="Times New Roman" w:cs="Times New Roman"/>
+          <w:sz w:val="28"/>
+          <w:szCs w:val="28"/>
+          <w:lang w:val="en-US"/>
+        </w:rPr>
+        <w:t>AND</w:t>
+      </w:r>
+      <w:r>
+        <w:rPr>
+          <w:rFonts w:ascii="Times New Roman" w:hAnsi="Times New Roman" w:cs="Times New Roman"/>
+          <w:sz w:val="28"/>
+          <w:szCs w:val="28"/>
+          <w:lang w:val="en-US"/>
+        </w:rPr>
+        <w:t xml:space="preserve"> </w:t>
+      </w:r>
+      <w:r>
+        <w:rPr>
+          <w:rFonts w:ascii="Times New Roman" w:hAnsi="Times New Roman" w:cs="Times New Roman"/>
+          <w:sz w:val="28"/>
+          <w:szCs w:val="28"/>
+          <w:lang w:val="en-US"/>
+        </w:rPr>
+        <w:t>FREQUENCIES</w:t>
+      </w:r>
+      <w:r>
+        <w:rPr>
+          <w:rFonts w:ascii="Times New Roman" w:hAnsi="Times New Roman" w:cs="Times New Roman"/>
+          <w:sz w:val="28"/>
+          <w:szCs w:val="28"/>
+          <w:lang w:val="en-US"/>
+        </w:rPr>
+        <w:t xml:space="preserve"> </w:t>
+      </w:r>
+      <w:r>
+        <w:rPr>
+          <w:rFonts w:ascii="Times New Roman" w:hAnsi="Times New Roman" w:cs="Times New Roman"/>
+          <w:sz w:val="28"/>
+          <w:szCs w:val="28"/>
+          <w:lang w:val="en-US"/>
+        </w:rPr>
+        <w:t>IN</w:t>
+      </w:r>
+      <w:r>
+        <w:rPr>
+          <w:rFonts w:ascii="Times New Roman" w:hAnsi="Times New Roman" w:cs="Times New Roman"/>
+          <w:sz w:val="28"/>
+          <w:szCs w:val="28"/>
+          <w:lang w:val="en-US"/>
+        </w:rPr>
+        <w:t xml:space="preserve"> AM </w:t>
+      </w:r>
+      <w:r>
+        <w:rPr>
+          <w:rFonts w:ascii="Times New Roman" w:hAnsi="Times New Roman" w:cs="Times New Roman"/>
+          <w:sz w:val="28"/>
+          <w:szCs w:val="28"/>
+          <w:lang w:val="en-US"/>
+        </w:rPr>
+        <w:t>USING</w:t>
+      </w:r>
+      <w:r>
+        <w:rPr>
+          <w:rFonts w:ascii="Times New Roman" w:hAnsi="Times New Roman" w:cs="Times New Roman"/>
+          <w:sz w:val="28"/>
+          <w:szCs w:val="28"/>
+          <w:lang w:val="en-US"/>
+        </w:rPr>
+        <w:t xml:space="preserve"> MATLAB</w:t>
       </w:r>
     </w:p>
     <w:p>
@@ -178,22 +349,22 @@
           <w:rFonts w:ascii="Times New Roman" w:hAnsi="Times New Roman" w:cs="Times New Roman"/>
           <w:lang w:val="en-US"/>
         </w:rPr>
-        <w:t>Am = 1;          % Message amplitude</w:t>
-      </w:r>
-    </w:p>
-    <w:p>
-      <w:pPr>
-        <w:rPr>
-          <w:rFonts w:ascii="Times New Roman" w:hAnsi="Times New Roman" w:cs="Times New Roman"/>
-          <w:lang w:val="en-US"/>
-        </w:rPr>
-      </w:pPr>
-      <w:r>
-        <w:rPr>
-          <w:rFonts w:ascii="Times New Roman" w:hAnsi="Times New Roman" w:cs="Times New Roman"/>
-          <w:lang w:val="en-US"/>
-        </w:rPr>
-        <w:t>Ac = 2;          % Carrier amplitude</w:t>
+        <w:t xml:space="preserve">Am = 1;        </w:t>
+      </w:r>
+    </w:p>
+    <w:p>
+      <w:pPr>
+        <w:rPr>
+          <w:rFonts w:ascii="Times New Roman" w:hAnsi="Times New Roman" w:cs="Times New Roman"/>
+          <w:lang w:val="en-US"/>
+        </w:rPr>
+      </w:pPr>
+      <w:r>
+        <w:rPr>
+          <w:rFonts w:ascii="Times New Roman" w:hAnsi="Times New Roman" w:cs="Times New Roman"/>
+          <w:lang w:val="en-US"/>
+        </w:rPr>
+        <w:t xml:space="preserve">Ac = 2;       </w:t>
       </w:r>
     </w:p>
     <w:p>
@@ -217,37 +388,37 @@
           <w:rFonts w:ascii="Times New Roman" w:hAnsi="Times New Roman" w:cs="Times New Roman"/>
           <w:lang w:val="en-US"/>
         </w:rPr>
-        <w:t xml:space="preserve"> = 1000;       % Message frequency (Hz)</w:t>
-      </w:r>
-    </w:p>
-    <w:p>
-      <w:pPr>
-        <w:rPr>
-          <w:rFonts w:ascii="Times New Roman" w:hAnsi="Times New Roman" w:cs="Times New Roman"/>
-          <w:lang w:val="en-US"/>
-        </w:rPr>
-      </w:pPr>
-      <w:r>
-        <w:rPr>
-          <w:rFonts w:ascii="Times New Roman" w:hAnsi="Times New Roman" w:cs="Times New Roman"/>
-          <w:lang w:val="en-US"/>
-        </w:rPr>
-        <w:t>fc = 10000;      % Carrier frequency (Hz)</w:t>
-      </w:r>
-    </w:p>
-    <w:p>
-      <w:pPr>
-        <w:rPr>
-          <w:rFonts w:ascii="Times New Roman" w:hAnsi="Times New Roman" w:cs="Times New Roman"/>
-          <w:lang w:val="en-US"/>
-        </w:rPr>
-      </w:pPr>
-      <w:r>
-        <w:rPr>
-          <w:rFonts w:ascii="Times New Roman" w:hAnsi="Times New Roman" w:cs="Times New Roman"/>
-          <w:lang w:val="en-US"/>
-        </w:rPr>
-        <w:t>Fs = 100000;     % Sampling frequency</w:t>
+        <w:t xml:space="preserve"> = 1000;      </w:t>
+      </w:r>
+    </w:p>
+    <w:p>
+      <w:pPr>
+        <w:rPr>
+          <w:rFonts w:ascii="Times New Roman" w:hAnsi="Times New Roman" w:cs="Times New Roman"/>
+          <w:lang w:val="en-US"/>
+        </w:rPr>
+      </w:pPr>
+      <w:r>
+        <w:rPr>
+          <w:rFonts w:ascii="Times New Roman" w:hAnsi="Times New Roman" w:cs="Times New Roman"/>
+          <w:lang w:val="en-US"/>
+        </w:rPr>
+        <w:t xml:space="preserve">fc = 10000;     </w:t>
+      </w:r>
+    </w:p>
+    <w:p>
+      <w:pPr>
+        <w:rPr>
+          <w:rFonts w:ascii="Times New Roman" w:hAnsi="Times New Roman" w:cs="Times New Roman"/>
+          <w:lang w:val="en-US"/>
+        </w:rPr>
+      </w:pPr>
+      <w:r>
+        <w:rPr>
+          <w:rFonts w:ascii="Times New Roman" w:hAnsi="Times New Roman" w:cs="Times New Roman"/>
+          <w:lang w:val="en-US"/>
+        </w:rPr>
+        <w:t xml:space="preserve">Fs = 100000;     </w:t>
       </w:r>
     </w:p>
     <w:p>
@@ -394,7 +565,23 @@
           <w:rFonts w:ascii="Times New Roman" w:hAnsi="Times New Roman" w:cs="Times New Roman"/>
           <w:lang w:val="en-US"/>
         </w:rPr>
-        <w:t>*t)).*cos(2*pi*fc*t);</w:t>
+        <w:t>*t)</w:t>
+      </w:r>
+      <w:proofErr w:type="gramStart"/>
+      <w:r>
+        <w:rPr>
+          <w:rFonts w:ascii="Times New Roman" w:hAnsi="Times New Roman" w:cs="Times New Roman"/>
+          <w:lang w:val="en-US"/>
+        </w:rPr>
+        <w:t>).*</w:t>
+      </w:r>
+      <w:proofErr w:type="gramEnd"/>
+      <w:r>
+        <w:rPr>
+          <w:rFonts w:ascii="Times New Roman" w:hAnsi="Times New Roman" w:cs="Times New Roman"/>
+          <w:lang w:val="en-US"/>
+        </w:rPr>
+        <w:t>cos(2*pi*fc*t);</w:t>
       </w:r>
     </w:p>
     <w:p>
@@ -427,12 +614,21 @@
           <w:lang w:val="en-US"/>
         </w:rPr>
       </w:pPr>
-      <w:r>
-        <w:rPr>
-          <w:rFonts w:ascii="Times New Roman" w:hAnsi="Times New Roman" w:cs="Times New Roman"/>
-          <w:lang w:val="en-US"/>
-        </w:rPr>
-        <w:t>subplot(3,1,1);</w:t>
+      <w:proofErr w:type="gramStart"/>
+      <w:r>
+        <w:rPr>
+          <w:rFonts w:ascii="Times New Roman" w:hAnsi="Times New Roman" w:cs="Times New Roman"/>
+          <w:lang w:val="en-US"/>
+        </w:rPr>
+        <w:t>subplot(</w:t>
+      </w:r>
+      <w:proofErr w:type="gramEnd"/>
+      <w:r>
+        <w:rPr>
+          <w:rFonts w:ascii="Times New Roman" w:hAnsi="Times New Roman" w:cs="Times New Roman"/>
+          <w:lang w:val="en-US"/>
+        </w:rPr>
+        <w:t>3,1,1);</w:t>
       </w:r>
     </w:p>
     <w:p>
@@ -451,6 +647,7 @@
         <w:t>plot(</w:t>
       </w:r>
       <w:proofErr w:type="spellStart"/>
+      <w:proofErr w:type="gramStart"/>
       <w:r>
         <w:rPr>
           <w:rFonts w:ascii="Times New Roman" w:hAnsi="Times New Roman" w:cs="Times New Roman"/>
@@ -459,6 +656,7 @@
         <w:t>t,m</w:t>
       </w:r>
       <w:proofErr w:type="spellEnd"/>
+      <w:proofErr w:type="gramEnd"/>
       <w:r>
         <w:rPr>
           <w:rFonts w:ascii="Times New Roman" w:hAnsi="Times New Roman" w:cs="Times New Roman"/>
@@ -474,12 +672,21 @@
           <w:lang w:val="en-US"/>
         </w:rPr>
       </w:pPr>
-      <w:r>
-        <w:rPr>
-          <w:rFonts w:ascii="Times New Roman" w:hAnsi="Times New Roman" w:cs="Times New Roman"/>
-          <w:lang w:val="en-US"/>
-        </w:rPr>
-        <w:t>title('Message Signal');</w:t>
+      <w:proofErr w:type="gramStart"/>
+      <w:r>
+        <w:rPr>
+          <w:rFonts w:ascii="Times New Roman" w:hAnsi="Times New Roman" w:cs="Times New Roman"/>
+          <w:lang w:val="en-US"/>
+        </w:rPr>
+        <w:t>title(</w:t>
+      </w:r>
+      <w:proofErr w:type="gramEnd"/>
+      <w:r>
+        <w:rPr>
+          <w:rFonts w:ascii="Times New Roman" w:hAnsi="Times New Roman" w:cs="Times New Roman"/>
+          <w:lang w:val="en-US"/>
+        </w:rPr>
+        <w:t>'Message Signal');</w:t>
       </w:r>
     </w:p>
     <w:p>
@@ -490,6 +697,7 @@
         </w:rPr>
       </w:pPr>
       <w:proofErr w:type="spellStart"/>
+      <w:proofErr w:type="gramStart"/>
       <w:r>
         <w:rPr>
           <w:rFonts w:ascii="Times New Roman" w:hAnsi="Times New Roman" w:cs="Times New Roman"/>
@@ -503,7 +711,15 @@
           <w:rFonts w:ascii="Times New Roman" w:hAnsi="Times New Roman" w:cs="Times New Roman"/>
           <w:lang w:val="en-US"/>
         </w:rPr>
-        <w:t>('Time (s)');</w:t>
+        <w:t>(</w:t>
+      </w:r>
+      <w:proofErr w:type="gramEnd"/>
+      <w:r>
+        <w:rPr>
+          <w:rFonts w:ascii="Times New Roman" w:hAnsi="Times New Roman" w:cs="Times New Roman"/>
+          <w:lang w:val="en-US"/>
+        </w:rPr>
+        <w:t>'Time (s)');</w:t>
       </w:r>
     </w:p>
     <w:p>
@@ -545,12 +761,21 @@
           <w:lang w:val="en-US"/>
         </w:rPr>
       </w:pPr>
-      <w:r>
-        <w:rPr>
-          <w:rFonts w:ascii="Times New Roman" w:hAnsi="Times New Roman" w:cs="Times New Roman"/>
-          <w:lang w:val="en-US"/>
-        </w:rPr>
-        <w:t>subplot(3,1,2);</w:t>
+      <w:proofErr w:type="gramStart"/>
+      <w:r>
+        <w:rPr>
+          <w:rFonts w:ascii="Times New Roman" w:hAnsi="Times New Roman" w:cs="Times New Roman"/>
+          <w:lang w:val="en-US"/>
+        </w:rPr>
+        <w:t>subplot(</w:t>
+      </w:r>
+      <w:proofErr w:type="gramEnd"/>
+      <w:r>
+        <w:rPr>
+          <w:rFonts w:ascii="Times New Roman" w:hAnsi="Times New Roman" w:cs="Times New Roman"/>
+          <w:lang w:val="en-US"/>
+        </w:rPr>
+        <w:t>3,1,2);</w:t>
       </w:r>
     </w:p>
     <w:p>
@@ -568,6 +793,7 @@
         <w:t>plot(</w:t>
       </w:r>
       <w:proofErr w:type="spellStart"/>
+      <w:proofErr w:type="gramStart"/>
       <w:r>
         <w:rPr>
           <w:rFonts w:ascii="Times New Roman" w:hAnsi="Times New Roman" w:cs="Times New Roman"/>
@@ -576,6 +802,7 @@
         <w:t>t,c</w:t>
       </w:r>
       <w:proofErr w:type="spellEnd"/>
+      <w:proofErr w:type="gramEnd"/>
       <w:r>
         <w:rPr>
           <w:rFonts w:ascii="Times New Roman" w:hAnsi="Times New Roman" w:cs="Times New Roman"/>
@@ -591,12 +818,21 @@
           <w:lang w:val="en-US"/>
         </w:rPr>
       </w:pPr>
-      <w:r>
-        <w:rPr>
-          <w:rFonts w:ascii="Times New Roman" w:hAnsi="Times New Roman" w:cs="Times New Roman"/>
-          <w:lang w:val="en-US"/>
-        </w:rPr>
-        <w:t>title('Carrier Signal');</w:t>
+      <w:proofErr w:type="gramStart"/>
+      <w:r>
+        <w:rPr>
+          <w:rFonts w:ascii="Times New Roman" w:hAnsi="Times New Roman" w:cs="Times New Roman"/>
+          <w:lang w:val="en-US"/>
+        </w:rPr>
+        <w:t>title(</w:t>
+      </w:r>
+      <w:proofErr w:type="gramEnd"/>
+      <w:r>
+        <w:rPr>
+          <w:rFonts w:ascii="Times New Roman" w:hAnsi="Times New Roman" w:cs="Times New Roman"/>
+          <w:lang w:val="en-US"/>
+        </w:rPr>
+        <w:t>'Carrier Signal');</w:t>
       </w:r>
     </w:p>
     <w:p>
@@ -607,6 +843,7 @@
         </w:rPr>
       </w:pPr>
       <w:proofErr w:type="spellStart"/>
+      <w:proofErr w:type="gramStart"/>
       <w:r>
         <w:rPr>
           <w:rFonts w:ascii="Times New Roman" w:hAnsi="Times New Roman" w:cs="Times New Roman"/>
@@ -620,7 +857,15 @@
           <w:rFonts w:ascii="Times New Roman" w:hAnsi="Times New Roman" w:cs="Times New Roman"/>
           <w:lang w:val="en-US"/>
         </w:rPr>
-        <w:t>('Time (s)');</w:t>
+        <w:t>(</w:t>
+      </w:r>
+      <w:proofErr w:type="gramEnd"/>
+      <w:r>
+        <w:rPr>
+          <w:rFonts w:ascii="Times New Roman" w:hAnsi="Times New Roman" w:cs="Times New Roman"/>
+          <w:lang w:val="en-US"/>
+        </w:rPr>
+        <w:t>'Time (s)');</w:t>
       </w:r>
     </w:p>
     <w:p>
@@ -677,12 +922,21 @@
           <w:lang w:val="en-US"/>
         </w:rPr>
       </w:pPr>
-      <w:r>
-        <w:rPr>
-          <w:rFonts w:ascii="Times New Roman" w:hAnsi="Times New Roman" w:cs="Times New Roman"/>
-          <w:lang w:val="en-US"/>
-        </w:rPr>
-        <w:t>subplot(3,1,3);</w:t>
+      <w:proofErr w:type="gramStart"/>
+      <w:r>
+        <w:rPr>
+          <w:rFonts w:ascii="Times New Roman" w:hAnsi="Times New Roman" w:cs="Times New Roman"/>
+          <w:lang w:val="en-US"/>
+        </w:rPr>
+        <w:t>subplot(</w:t>
+      </w:r>
+      <w:proofErr w:type="gramEnd"/>
+      <w:r>
+        <w:rPr>
+          <w:rFonts w:ascii="Times New Roman" w:hAnsi="Times New Roman" w:cs="Times New Roman"/>
+          <w:lang w:val="en-US"/>
+        </w:rPr>
+        <w:t>3,1,3);</w:t>
       </w:r>
     </w:p>
     <w:p>
@@ -700,6 +954,7 @@
         <w:t>plot(</w:t>
       </w:r>
       <w:proofErr w:type="spellStart"/>
+      <w:proofErr w:type="gramStart"/>
       <w:r>
         <w:rPr>
           <w:rFonts w:ascii="Times New Roman" w:hAnsi="Times New Roman" w:cs="Times New Roman"/>
@@ -708,6 +963,7 @@
         <w:t>t,s</w:t>
       </w:r>
       <w:proofErr w:type="spellEnd"/>
+      <w:proofErr w:type="gramEnd"/>
       <w:r>
         <w:rPr>
           <w:rFonts w:ascii="Times New Roman" w:hAnsi="Times New Roman" w:cs="Times New Roman"/>
@@ -723,12 +979,21 @@
           <w:lang w:val="en-US"/>
         </w:rPr>
       </w:pPr>
-      <w:r>
-        <w:rPr>
-          <w:rFonts w:ascii="Times New Roman" w:hAnsi="Times New Roman" w:cs="Times New Roman"/>
-          <w:lang w:val="en-US"/>
-        </w:rPr>
-        <w:t>title('AM Signal');</w:t>
+      <w:proofErr w:type="gramStart"/>
+      <w:r>
+        <w:rPr>
+          <w:rFonts w:ascii="Times New Roman" w:hAnsi="Times New Roman" w:cs="Times New Roman"/>
+          <w:lang w:val="en-US"/>
+        </w:rPr>
+        <w:t>title(</w:t>
+      </w:r>
+      <w:proofErr w:type="gramEnd"/>
+      <w:r>
+        <w:rPr>
+          <w:rFonts w:ascii="Times New Roman" w:hAnsi="Times New Roman" w:cs="Times New Roman"/>
+          <w:lang w:val="en-US"/>
+        </w:rPr>
+        <w:t>'AM Signal');</w:t>
       </w:r>
     </w:p>
     <w:p>
@@ -739,6 +1004,7 @@
         </w:rPr>
       </w:pPr>
       <w:proofErr w:type="spellStart"/>
+      <w:proofErr w:type="gramStart"/>
       <w:r>
         <w:rPr>
           <w:rFonts w:ascii="Times New Roman" w:hAnsi="Times New Roman" w:cs="Times New Roman"/>
@@ -752,7 +1018,15 @@
           <w:rFonts w:ascii="Times New Roman" w:hAnsi="Times New Roman" w:cs="Times New Roman"/>
           <w:lang w:val="en-US"/>
         </w:rPr>
-        <w:t>('Time (s)');</w:t>
+        <w:t>(</w:t>
+      </w:r>
+      <w:proofErr w:type="gramEnd"/>
+      <w:r>
+        <w:rPr>
+          <w:rFonts w:ascii="Times New Roman" w:hAnsi="Times New Roman" w:cs="Times New Roman"/>
+          <w:lang w:val="en-US"/>
+        </w:rPr>
+        <w:t>'Time (s)');</w:t>
       </w:r>
     </w:p>
     <w:p>
@@ -865,6 +1139,7 @@
         </w:rPr>
       </w:pPr>
       <w:proofErr w:type="spellStart"/>
+      <w:proofErr w:type="gramStart"/>
       <w:r>
         <w:rPr>
           <w:rFonts w:ascii="Times New Roman" w:hAnsi="Times New Roman" w:cs="Times New Roman"/>
@@ -878,7 +1153,15 @@
           <w:rFonts w:ascii="Times New Roman" w:hAnsi="Times New Roman" w:cs="Times New Roman"/>
           <w:lang w:val="en-US"/>
         </w:rPr>
-        <w:t>('Carrier Frequency = %d Hz\</w:t>
+        <w:t>(</w:t>
+      </w:r>
+      <w:proofErr w:type="gramEnd"/>
+      <w:r>
+        <w:rPr>
+          <w:rFonts w:ascii="Times New Roman" w:hAnsi="Times New Roman" w:cs="Times New Roman"/>
+          <w:lang w:val="en-US"/>
+        </w:rPr>
+        <w:t>'Carrier Frequency = %d Hz\</w:t>
       </w:r>
       <w:proofErr w:type="spellStart"/>
       <w:r>
@@ -886,9 +1169,18 @@
           <w:rFonts w:ascii="Times New Roman" w:hAnsi="Times New Roman" w:cs="Times New Roman"/>
           <w:lang w:val="en-US"/>
         </w:rPr>
-        <w:t>n',fc</w:t>
+        <w:t>n</w:t>
+      </w:r>
+      <w:proofErr w:type="gramStart"/>
+      <w:r>
+        <w:rPr>
+          <w:rFonts w:ascii="Times New Roman" w:hAnsi="Times New Roman" w:cs="Times New Roman"/>
+          <w:lang w:val="en-US"/>
+        </w:rPr>
+        <w:t>',fc</w:t>
       </w:r>
       <w:proofErr w:type="spellEnd"/>
+      <w:proofErr w:type="gramEnd"/>
       <w:r>
         <w:rPr>
           <w:rFonts w:ascii="Times New Roman" w:hAnsi="Times New Roman" w:cs="Times New Roman"/>
@@ -905,6 +1197,7 @@
         </w:rPr>
       </w:pPr>
       <w:proofErr w:type="spellStart"/>
+      <w:proofErr w:type="gramStart"/>
       <w:r>
         <w:rPr>
           <w:rFonts w:ascii="Times New Roman" w:hAnsi="Times New Roman" w:cs="Times New Roman"/>
@@ -918,7 +1211,15 @@
           <w:rFonts w:ascii="Times New Roman" w:hAnsi="Times New Roman" w:cs="Times New Roman"/>
           <w:lang w:val="en-US"/>
         </w:rPr>
-        <w:t>('Lower Sideband Frequency = %d Hz\</w:t>
+        <w:t>(</w:t>
+      </w:r>
+      <w:proofErr w:type="gramEnd"/>
+      <w:r>
+        <w:rPr>
+          <w:rFonts w:ascii="Times New Roman" w:hAnsi="Times New Roman" w:cs="Times New Roman"/>
+          <w:lang w:val="en-US"/>
+        </w:rPr>
+        <w:t>'Lower Sideband Frequency = %d Hz\</w:t>
       </w:r>
       <w:proofErr w:type="spellStart"/>
       <w:r>
@@ -926,9 +1227,18 @@
           <w:rFonts w:ascii="Times New Roman" w:hAnsi="Times New Roman" w:cs="Times New Roman"/>
           <w:lang w:val="en-US"/>
         </w:rPr>
-        <w:t>n',LSB</w:t>
+        <w:t>n</w:t>
+      </w:r>
+      <w:proofErr w:type="gramStart"/>
+      <w:r>
+        <w:rPr>
+          <w:rFonts w:ascii="Times New Roman" w:hAnsi="Times New Roman" w:cs="Times New Roman"/>
+          <w:lang w:val="en-US"/>
+        </w:rPr>
+        <w:t>',LSB</w:t>
       </w:r>
       <w:proofErr w:type="spellEnd"/>
+      <w:proofErr w:type="gramEnd"/>
       <w:r>
         <w:rPr>
           <w:rFonts w:ascii="Times New Roman" w:hAnsi="Times New Roman" w:cs="Times New Roman"/>
@@ -945,6 +1255,7 @@
         </w:rPr>
       </w:pPr>
       <w:proofErr w:type="spellStart"/>
+      <w:proofErr w:type="gramStart"/>
       <w:r>
         <w:rPr>
           <w:rFonts w:ascii="Times New Roman" w:hAnsi="Times New Roman" w:cs="Times New Roman"/>
@@ -958,7 +1269,15 @@
           <w:rFonts w:ascii="Times New Roman" w:hAnsi="Times New Roman" w:cs="Times New Roman"/>
           <w:lang w:val="en-US"/>
         </w:rPr>
-        <w:t>('Upper Sideband Frequency = %d Hz\</w:t>
+        <w:t>(</w:t>
+      </w:r>
+      <w:proofErr w:type="gramEnd"/>
+      <w:r>
+        <w:rPr>
+          <w:rFonts w:ascii="Times New Roman" w:hAnsi="Times New Roman" w:cs="Times New Roman"/>
+          <w:lang w:val="en-US"/>
+        </w:rPr>
+        <w:t>'Upper Sideband Frequency = %d Hz\</w:t>
       </w:r>
       <w:proofErr w:type="spellStart"/>
       <w:r>
@@ -966,9 +1285,18 @@
           <w:rFonts w:ascii="Times New Roman" w:hAnsi="Times New Roman" w:cs="Times New Roman"/>
           <w:lang w:val="en-US"/>
         </w:rPr>
-        <w:t>n',USB</w:t>
+        <w:t>n</w:t>
+      </w:r>
+      <w:proofErr w:type="gramStart"/>
+      <w:r>
+        <w:rPr>
+          <w:rFonts w:ascii="Times New Roman" w:hAnsi="Times New Roman" w:cs="Times New Roman"/>
+          <w:lang w:val="en-US"/>
+        </w:rPr>
+        <w:t>',USB</w:t>
       </w:r>
       <w:proofErr w:type="spellEnd"/>
+      <w:proofErr w:type="gramEnd"/>
       <w:r>
         <w:rPr>
           <w:rFonts w:ascii="Times New Roman" w:hAnsi="Times New Roman" w:cs="Times New Roman"/>
@@ -1071,6 +1399,7 @@
         </w:rPr>
       </w:pPr>
       <w:proofErr w:type="spellStart"/>
+      <w:proofErr w:type="gramStart"/>
       <w:r>
         <w:rPr>
           <w:rFonts w:ascii="Times New Roman" w:hAnsi="Times New Roman" w:cs="Times New Roman"/>
@@ -1085,7 +1414,15 @@
           <w:rFonts w:ascii="Times New Roman" w:hAnsi="Times New Roman" w:cs="Times New Roman"/>
           <w:lang w:val="en-US"/>
         </w:rPr>
-        <w:t>('Carrier Power = %.2f W\</w:t>
+        <w:t>(</w:t>
+      </w:r>
+      <w:proofErr w:type="gramEnd"/>
+      <w:r>
+        <w:rPr>
+          <w:rFonts w:ascii="Times New Roman" w:hAnsi="Times New Roman" w:cs="Times New Roman"/>
+          <w:lang w:val="en-US"/>
+        </w:rPr>
+        <w:t>'Carrier Power = %.2f W\</w:t>
       </w:r>
       <w:proofErr w:type="spellStart"/>
       <w:r>
@@ -1093,9 +1430,18 @@
           <w:rFonts w:ascii="Times New Roman" w:hAnsi="Times New Roman" w:cs="Times New Roman"/>
           <w:lang w:val="en-US"/>
         </w:rPr>
-        <w:t>n',Pc</w:t>
+        <w:t>n</w:t>
+      </w:r>
+      <w:proofErr w:type="gramStart"/>
+      <w:r>
+        <w:rPr>
+          <w:rFonts w:ascii="Times New Roman" w:hAnsi="Times New Roman" w:cs="Times New Roman"/>
+          <w:lang w:val="en-US"/>
+        </w:rPr>
+        <w:t>',Pc</w:t>
       </w:r>
       <w:proofErr w:type="spellEnd"/>
+      <w:proofErr w:type="gramEnd"/>
       <w:r>
         <w:rPr>
           <w:rFonts w:ascii="Times New Roman" w:hAnsi="Times New Roman" w:cs="Times New Roman"/>
@@ -1112,6 +1458,7 @@
         </w:rPr>
       </w:pPr>
       <w:proofErr w:type="spellStart"/>
+      <w:proofErr w:type="gramStart"/>
       <w:r>
         <w:rPr>
           <w:rFonts w:ascii="Times New Roman" w:hAnsi="Times New Roman" w:cs="Times New Roman"/>
@@ -1125,7 +1472,23 @@
           <w:rFonts w:ascii="Times New Roman" w:hAnsi="Times New Roman" w:cs="Times New Roman"/>
           <w:lang w:val="en-US"/>
         </w:rPr>
-        <w:t>('Total Sideband Power = %.2f W\n',</w:t>
+        <w:t>(</w:t>
+      </w:r>
+      <w:proofErr w:type="gramEnd"/>
+      <w:r>
+        <w:rPr>
+          <w:rFonts w:ascii="Times New Roman" w:hAnsi="Times New Roman" w:cs="Times New Roman"/>
+          <w:lang w:val="en-US"/>
+        </w:rPr>
+        <w:t>'Total Sideband Power = %.2f W\n</w:t>
+      </w:r>
+      <w:proofErr w:type="gramStart"/>
+      <w:r>
+        <w:rPr>
+          <w:rFonts w:ascii="Times New Roman" w:hAnsi="Times New Roman" w:cs="Times New Roman"/>
+          <w:lang w:val="en-US"/>
+        </w:rPr>
+        <w:t>',</w:t>
       </w:r>
       <w:proofErr w:type="spellStart"/>
       <w:r>
@@ -1133,7 +1496,15 @@
           <w:rFonts w:ascii="Times New Roman" w:hAnsi="Times New Roman" w:cs="Times New Roman"/>
           <w:lang w:val="en-US"/>
         </w:rPr>
-        <w:t>Psb_total</w:t>
+        <w:t>Psb</w:t>
+      </w:r>
+      <w:proofErr w:type="gramEnd"/>
+      <w:r>
+        <w:rPr>
+          <w:rFonts w:ascii="Times New Roman" w:hAnsi="Times New Roman" w:cs="Times New Roman"/>
+          <w:lang w:val="en-US"/>
+        </w:rPr>
+        <w:t>_total</w:t>
       </w:r>
       <w:proofErr w:type="spellEnd"/>
       <w:r>
@@ -1152,6 +1523,7 @@
         </w:rPr>
       </w:pPr>
       <w:proofErr w:type="spellStart"/>
+      <w:proofErr w:type="gramStart"/>
       <w:r>
         <w:rPr>
           <w:rFonts w:ascii="Times New Roman" w:hAnsi="Times New Roman" w:cs="Times New Roman"/>
@@ -1165,7 +1537,15 @@
           <w:rFonts w:ascii="Times New Roman" w:hAnsi="Times New Roman" w:cs="Times New Roman"/>
           <w:lang w:val="en-US"/>
         </w:rPr>
-        <w:t>('Total AM Power = %.2f W\</w:t>
+        <w:t>(</w:t>
+      </w:r>
+      <w:proofErr w:type="gramEnd"/>
+      <w:r>
+        <w:rPr>
+          <w:rFonts w:ascii="Times New Roman" w:hAnsi="Times New Roman" w:cs="Times New Roman"/>
+          <w:lang w:val="en-US"/>
+        </w:rPr>
+        <w:t>'Total AM Power = %.2f W\</w:t>
       </w:r>
       <w:proofErr w:type="spellStart"/>
       <w:r>
@@ -1173,9 +1553,18 @@
           <w:rFonts w:ascii="Times New Roman" w:hAnsi="Times New Roman" w:cs="Times New Roman"/>
           <w:lang w:val="en-US"/>
         </w:rPr>
-        <w:t>n',Pt</w:t>
+        <w:t>n</w:t>
+      </w:r>
+      <w:proofErr w:type="gramStart"/>
+      <w:r>
+        <w:rPr>
+          <w:rFonts w:ascii="Times New Roman" w:hAnsi="Times New Roman" w:cs="Times New Roman"/>
+          <w:lang w:val="en-US"/>
+        </w:rPr>
+        <w:t>',Pt</w:t>
       </w:r>
       <w:proofErr w:type="spellEnd"/>
+      <w:proofErr w:type="gramEnd"/>
       <w:r>
         <w:rPr>
           <w:rFonts w:ascii="Times New Roman" w:hAnsi="Times New Roman" w:cs="Times New Roman"/>
@@ -1211,11 +1600,20 @@
       <w:pPr>
         <w:rPr>
           <w:rFonts w:ascii="Times New Roman" w:hAnsi="Times New Roman" w:cs="Times New Roman"/>
-        </w:rPr>
-      </w:pPr>
-      <w:r>
-        <w:rPr>
-          <w:rFonts w:ascii="Times New Roman" w:hAnsi="Times New Roman" w:cs="Times New Roman"/>
+          <w:lang w:val="en-US"/>
+        </w:rPr>
+      </w:pPr>
+    </w:p>
+    <w:p>
+      <w:pPr>
+        <w:rPr>
+          <w:rFonts w:ascii="Times New Roman" w:hAnsi="Times New Roman" w:cs="Times New Roman"/>
+        </w:rPr>
+      </w:pPr>
+      <w:r>
+        <w:rPr>
+          <w:rFonts w:ascii="Times New Roman" w:hAnsi="Times New Roman" w:cs="Times New Roman"/>
+          <w:noProof/>
         </w:rPr>
         <w:drawing>
           <wp:inline distT="0" distB="0" distL="0" distR="0" wp14:anchorId="7012DD37" wp14:editId="5C6B0D38">
@@ -1904,6 +2302,7 @@
   <w:style w:type="character" w:default="1" w:styleId="DefaultParagraphFont">
     <w:name w:val="Default Paragraph Font"/>
     <w:uiPriority w:val="1"/>
+    <w:semiHidden/>
     <w:unhideWhenUsed/>
   </w:style>
   <w:style w:type="table" w:default="1" w:styleId="TableNormal">

--- a/MATLAB/Exp1.docx
+++ b/MATLAB/Exp1.docx
@@ -197,12 +197,16 @@
       <w:pPr>
         <w:rPr>
           <w:rFonts w:ascii="Times New Roman" w:hAnsi="Times New Roman" w:cs="Times New Roman"/>
-          <w:lang w:val="en-US"/>
-        </w:rPr>
-      </w:pPr>
-      <w:r>
-        <w:rPr>
-          <w:rFonts w:ascii="Times New Roman" w:hAnsi="Times New Roman" w:cs="Times New Roman"/>
+          <w:b/>
+          <w:bCs/>
+          <w:lang w:val="en-US"/>
+        </w:rPr>
+      </w:pPr>
+      <w:r>
+        <w:rPr>
+          <w:rFonts w:ascii="Times New Roman" w:hAnsi="Times New Roman" w:cs="Times New Roman"/>
+          <w:b/>
+          <w:bCs/>
           <w:lang w:val="en-US"/>
         </w:rPr>
         <w:t>Aim:</w:t>
@@ -249,12 +253,16 @@
       <w:pPr>
         <w:rPr>
           <w:rFonts w:ascii="Times New Roman" w:hAnsi="Times New Roman" w:cs="Times New Roman"/>
-          <w:lang w:val="en-US"/>
-        </w:rPr>
-      </w:pPr>
-      <w:r>
-        <w:rPr>
-          <w:rFonts w:ascii="Times New Roman" w:hAnsi="Times New Roman" w:cs="Times New Roman"/>
+          <w:b/>
+          <w:bCs/>
+          <w:lang w:val="en-US"/>
+        </w:rPr>
+      </w:pPr>
+      <w:r>
+        <w:rPr>
+          <w:rFonts w:ascii="Times New Roman" w:hAnsi="Times New Roman" w:cs="Times New Roman"/>
+          <w:b/>
+          <w:bCs/>
           <w:lang w:val="en-US"/>
         </w:rPr>
         <w:t>Program Code:</w:t>
@@ -1585,12 +1593,16 @@
       <w:pPr>
         <w:rPr>
           <w:rFonts w:ascii="Times New Roman" w:hAnsi="Times New Roman" w:cs="Times New Roman"/>
-          <w:lang w:val="en-US"/>
-        </w:rPr>
-      </w:pPr>
-      <w:r>
-        <w:rPr>
-          <w:rFonts w:ascii="Times New Roman" w:hAnsi="Times New Roman" w:cs="Times New Roman"/>
+          <w:b/>
+          <w:bCs/>
+          <w:lang w:val="en-US"/>
+        </w:rPr>
+      </w:pPr>
+      <w:r>
+        <w:rPr>
+          <w:rFonts w:ascii="Times New Roman" w:hAnsi="Times New Roman" w:cs="Times New Roman"/>
+          <w:b/>
+          <w:bCs/>
           <w:lang w:val="en-US"/>
         </w:rPr>
         <w:t>OUTPUT:</w:t>

--- a/MATLAB/Exp1.docx
+++ b/MATLAB/Exp1.docx
@@ -19,8 +19,9 @@
           <w:szCs w:val="28"/>
           <w:lang w:val="en-US"/>
         </w:rPr>
-        <w:t>CHARACTERISTICS</w:t>
-      </w:r>
+        <w:t xml:space="preserve">Characteristics Study of Side Band Power </w:t>
+      </w:r>
+      <w:proofErr w:type="gramStart"/>
       <w:r>
         <w:rPr>
           <w:rFonts w:ascii="Times New Roman" w:hAnsi="Times New Roman" w:cs="Times New Roman"/>
@@ -28,8 +29,9 @@
           <w:szCs w:val="28"/>
           <w:lang w:val="en-US"/>
         </w:rPr>
-        <w:t xml:space="preserve"> </w:t>
-      </w:r>
+        <w:t>And</w:t>
+      </w:r>
+      <w:proofErr w:type="gramEnd"/>
       <w:r>
         <w:rPr>
           <w:rFonts w:ascii="Times New Roman" w:hAnsi="Times New Roman" w:cs="Times New Roman"/>
@@ -37,176 +39,19 @@
           <w:szCs w:val="28"/>
           <w:lang w:val="en-US"/>
         </w:rPr>
-        <w:t>STUDY</w:t>
-      </w:r>
-      <w:r>
-        <w:rPr>
-          <w:rFonts w:ascii="Times New Roman" w:hAnsi="Times New Roman" w:cs="Times New Roman"/>
-          <w:sz w:val="28"/>
-          <w:szCs w:val="28"/>
-          <w:lang w:val="en-US"/>
-        </w:rPr>
-        <w:t xml:space="preserve"> </w:t>
-      </w:r>
-      <w:r>
-        <w:rPr>
-          <w:rFonts w:ascii="Times New Roman" w:hAnsi="Times New Roman" w:cs="Times New Roman"/>
-          <w:sz w:val="28"/>
-          <w:szCs w:val="28"/>
-          <w:lang w:val="en-US"/>
-        </w:rPr>
-        <w:t>OF</w:t>
-      </w:r>
-      <w:r>
-        <w:rPr>
-          <w:rFonts w:ascii="Times New Roman" w:hAnsi="Times New Roman" w:cs="Times New Roman"/>
-          <w:sz w:val="28"/>
-          <w:szCs w:val="28"/>
-          <w:lang w:val="en-US"/>
-        </w:rPr>
-        <w:t xml:space="preserve"> </w:t>
-      </w:r>
-      <w:r>
-        <w:rPr>
-          <w:rFonts w:ascii="Times New Roman" w:hAnsi="Times New Roman" w:cs="Times New Roman"/>
-          <w:sz w:val="28"/>
-          <w:szCs w:val="28"/>
-          <w:lang w:val="en-US"/>
-        </w:rPr>
-        <w:t>SIDE</w:t>
-      </w:r>
-      <w:r>
-        <w:rPr>
-          <w:rFonts w:ascii="Times New Roman" w:hAnsi="Times New Roman" w:cs="Times New Roman"/>
-          <w:sz w:val="28"/>
-          <w:szCs w:val="28"/>
-          <w:lang w:val="en-US"/>
-        </w:rPr>
-        <w:t xml:space="preserve"> </w:t>
-      </w:r>
-      <w:r>
-        <w:rPr>
-          <w:rFonts w:ascii="Times New Roman" w:hAnsi="Times New Roman" w:cs="Times New Roman"/>
-          <w:sz w:val="28"/>
-          <w:szCs w:val="28"/>
-          <w:lang w:val="en-US"/>
-        </w:rPr>
-        <w:t>BAND</w:t>
-      </w:r>
-      <w:r>
-        <w:rPr>
-          <w:rFonts w:ascii="Times New Roman" w:hAnsi="Times New Roman" w:cs="Times New Roman"/>
-          <w:sz w:val="28"/>
-          <w:szCs w:val="28"/>
-          <w:lang w:val="en-US"/>
-        </w:rPr>
-        <w:t xml:space="preserve"> </w:t>
-      </w:r>
-      <w:r>
-        <w:rPr>
-          <w:rFonts w:ascii="Times New Roman" w:hAnsi="Times New Roman" w:cs="Times New Roman"/>
-          <w:sz w:val="28"/>
-          <w:szCs w:val="28"/>
-          <w:lang w:val="en-US"/>
-        </w:rPr>
-        <w:t>POWER</w:t>
-      </w:r>
-      <w:r>
-        <w:rPr>
-          <w:rFonts w:ascii="Times New Roman" w:hAnsi="Times New Roman" w:cs="Times New Roman"/>
-          <w:sz w:val="28"/>
-          <w:szCs w:val="28"/>
-          <w:lang w:val="en-US"/>
-        </w:rPr>
-        <w:t xml:space="preserve"> </w:t>
-      </w:r>
-      <w:r>
-        <w:rPr>
-          <w:rFonts w:ascii="Times New Roman" w:hAnsi="Times New Roman" w:cs="Times New Roman"/>
-          <w:sz w:val="28"/>
-          <w:szCs w:val="28"/>
-          <w:lang w:val="en-US"/>
-        </w:rPr>
-        <w:t>AND</w:t>
-      </w:r>
-      <w:r>
-        <w:rPr>
-          <w:rFonts w:ascii="Times New Roman" w:hAnsi="Times New Roman" w:cs="Times New Roman"/>
-          <w:sz w:val="28"/>
-          <w:szCs w:val="28"/>
-          <w:lang w:val="en-US"/>
-        </w:rPr>
-        <w:t xml:space="preserve"> </w:t>
-      </w:r>
-      <w:r>
-        <w:rPr>
-          <w:rFonts w:ascii="Times New Roman" w:hAnsi="Times New Roman" w:cs="Times New Roman"/>
-          <w:sz w:val="28"/>
-          <w:szCs w:val="28"/>
-          <w:lang w:val="en-US"/>
-        </w:rPr>
-        <w:t>FREQUENCIES</w:t>
-      </w:r>
-      <w:r>
-        <w:rPr>
-          <w:rFonts w:ascii="Times New Roman" w:hAnsi="Times New Roman" w:cs="Times New Roman"/>
-          <w:sz w:val="28"/>
-          <w:szCs w:val="28"/>
-          <w:lang w:val="en-US"/>
-        </w:rPr>
-        <w:t xml:space="preserve"> </w:t>
-      </w:r>
-      <w:r>
-        <w:rPr>
-          <w:rFonts w:ascii="Times New Roman" w:hAnsi="Times New Roman" w:cs="Times New Roman"/>
-          <w:sz w:val="28"/>
-          <w:szCs w:val="28"/>
-          <w:lang w:val="en-US"/>
-        </w:rPr>
-        <w:t>IN</w:t>
-      </w:r>
-      <w:r>
-        <w:rPr>
-          <w:rFonts w:ascii="Times New Roman" w:hAnsi="Times New Roman" w:cs="Times New Roman"/>
-          <w:sz w:val="28"/>
-          <w:szCs w:val="28"/>
-          <w:lang w:val="en-US"/>
-        </w:rPr>
-        <w:t xml:space="preserve"> AM </w:t>
-      </w:r>
-      <w:r>
-        <w:rPr>
-          <w:rFonts w:ascii="Times New Roman" w:hAnsi="Times New Roman" w:cs="Times New Roman"/>
-          <w:sz w:val="28"/>
-          <w:szCs w:val="28"/>
-          <w:lang w:val="en-US"/>
-        </w:rPr>
-        <w:t>USING</w:t>
-      </w:r>
-      <w:r>
-        <w:rPr>
-          <w:rFonts w:ascii="Times New Roman" w:hAnsi="Times New Roman" w:cs="Times New Roman"/>
-          <w:sz w:val="28"/>
-          <w:szCs w:val="28"/>
-          <w:lang w:val="en-US"/>
-        </w:rPr>
-        <w:t xml:space="preserve"> MATLAB</w:t>
-      </w:r>
-    </w:p>
-    <w:p>
-      <w:pPr>
-        <w:rPr>
-          <w:rFonts w:ascii="Times New Roman" w:hAnsi="Times New Roman" w:cs="Times New Roman"/>
-          <w:b/>
-          <w:bCs/>
-          <w:lang w:val="en-US"/>
-        </w:rPr>
-      </w:pPr>
-      <w:r>
-        <w:rPr>
-          <w:rFonts w:ascii="Times New Roman" w:hAnsi="Times New Roman" w:cs="Times New Roman"/>
-          <w:b/>
-          <w:bCs/>
+        <w:t xml:space="preserve"> Frequencies in AM Using MATLAB</w:t>
+      </w:r>
+    </w:p>
+    <w:p>
+      <w:pPr>
+        <w:rPr>
+          <w:rFonts w:ascii="Times New Roman" w:hAnsi="Times New Roman" w:cs="Times New Roman"/>
+          <w:lang w:val="en-US"/>
+        </w:rPr>
+      </w:pPr>
+      <w:r>
+        <w:rPr>
+          <w:rFonts w:ascii="Times New Roman" w:hAnsi="Times New Roman" w:cs="Times New Roman"/>
           <w:lang w:val="en-US"/>
         </w:rPr>
         <w:t>Aim:</w:t>
@@ -253,16 +98,12 @@
       <w:pPr>
         <w:rPr>
           <w:rFonts w:ascii="Times New Roman" w:hAnsi="Times New Roman" w:cs="Times New Roman"/>
-          <w:b/>
-          <w:bCs/>
-          <w:lang w:val="en-US"/>
-        </w:rPr>
-      </w:pPr>
-      <w:r>
-        <w:rPr>
-          <w:rFonts w:ascii="Times New Roman" w:hAnsi="Times New Roman" w:cs="Times New Roman"/>
-          <w:b/>
-          <w:bCs/>
+          <w:lang w:val="en-US"/>
+        </w:rPr>
+      </w:pPr>
+      <w:r>
+        <w:rPr>
+          <w:rFonts w:ascii="Times New Roman" w:hAnsi="Times New Roman" w:cs="Times New Roman"/>
           <w:lang w:val="en-US"/>
         </w:rPr>
         <w:t>Program Code:</w:t>
@@ -357,22 +198,54 @@
           <w:rFonts w:ascii="Times New Roman" w:hAnsi="Times New Roman" w:cs="Times New Roman"/>
           <w:lang w:val="en-US"/>
         </w:rPr>
-        <w:t xml:space="preserve">Am = 1;        </w:t>
-      </w:r>
-    </w:p>
-    <w:p>
-      <w:pPr>
-        <w:rPr>
-          <w:rFonts w:ascii="Times New Roman" w:hAnsi="Times New Roman" w:cs="Times New Roman"/>
-          <w:lang w:val="en-US"/>
-        </w:rPr>
-      </w:pPr>
-      <w:r>
-        <w:rPr>
-          <w:rFonts w:ascii="Times New Roman" w:hAnsi="Times New Roman" w:cs="Times New Roman"/>
-          <w:lang w:val="en-US"/>
-        </w:rPr>
-        <w:t xml:space="preserve">Ac = 2;       </w:t>
+        <w:t xml:space="preserve">Am = </w:t>
+      </w:r>
+      <w:proofErr w:type="gramStart"/>
+      <w:r>
+        <w:rPr>
+          <w:rFonts w:ascii="Times New Roman" w:hAnsi="Times New Roman" w:cs="Times New Roman"/>
+          <w:lang w:val="en-US"/>
+        </w:rPr>
+        <w:t xml:space="preserve">1;   </w:t>
+      </w:r>
+      <w:proofErr w:type="gramEnd"/>
+      <w:r>
+        <w:rPr>
+          <w:rFonts w:ascii="Times New Roman" w:hAnsi="Times New Roman" w:cs="Times New Roman"/>
+          <w:lang w:val="en-US"/>
+        </w:rPr>
+        <w:t xml:space="preserve">       % Message amplitude</w:t>
+      </w:r>
+    </w:p>
+    <w:p>
+      <w:pPr>
+        <w:rPr>
+          <w:rFonts w:ascii="Times New Roman" w:hAnsi="Times New Roman" w:cs="Times New Roman"/>
+          <w:lang w:val="en-US"/>
+        </w:rPr>
+      </w:pPr>
+      <w:r>
+        <w:rPr>
+          <w:rFonts w:ascii="Times New Roman" w:hAnsi="Times New Roman" w:cs="Times New Roman"/>
+          <w:lang w:val="en-US"/>
+        </w:rPr>
+        <w:t xml:space="preserve">Ac = </w:t>
+      </w:r>
+      <w:proofErr w:type="gramStart"/>
+      <w:r>
+        <w:rPr>
+          <w:rFonts w:ascii="Times New Roman" w:hAnsi="Times New Roman" w:cs="Times New Roman"/>
+          <w:lang w:val="en-US"/>
+        </w:rPr>
+        <w:t xml:space="preserve">2;   </w:t>
+      </w:r>
+      <w:proofErr w:type="gramEnd"/>
+      <w:r>
+        <w:rPr>
+          <w:rFonts w:ascii="Times New Roman" w:hAnsi="Times New Roman" w:cs="Times New Roman"/>
+          <w:lang w:val="en-US"/>
+        </w:rPr>
+        <w:t xml:space="preserve">       % Carrier amplitude</w:t>
       </w:r>
     </w:p>
     <w:p>
@@ -396,37 +269,85 @@
           <w:rFonts w:ascii="Times New Roman" w:hAnsi="Times New Roman" w:cs="Times New Roman"/>
           <w:lang w:val="en-US"/>
         </w:rPr>
-        <w:t xml:space="preserve"> = 1000;      </w:t>
-      </w:r>
-    </w:p>
-    <w:p>
-      <w:pPr>
-        <w:rPr>
-          <w:rFonts w:ascii="Times New Roman" w:hAnsi="Times New Roman" w:cs="Times New Roman"/>
-          <w:lang w:val="en-US"/>
-        </w:rPr>
-      </w:pPr>
-      <w:r>
-        <w:rPr>
-          <w:rFonts w:ascii="Times New Roman" w:hAnsi="Times New Roman" w:cs="Times New Roman"/>
-          <w:lang w:val="en-US"/>
-        </w:rPr>
-        <w:t xml:space="preserve">fc = 10000;     </w:t>
-      </w:r>
-    </w:p>
-    <w:p>
-      <w:pPr>
-        <w:rPr>
-          <w:rFonts w:ascii="Times New Roman" w:hAnsi="Times New Roman" w:cs="Times New Roman"/>
-          <w:lang w:val="en-US"/>
-        </w:rPr>
-      </w:pPr>
-      <w:r>
-        <w:rPr>
-          <w:rFonts w:ascii="Times New Roman" w:hAnsi="Times New Roman" w:cs="Times New Roman"/>
-          <w:lang w:val="en-US"/>
-        </w:rPr>
-        <w:t xml:space="preserve">Fs = 100000;     </w:t>
+        <w:t xml:space="preserve"> = </w:t>
+      </w:r>
+      <w:proofErr w:type="gramStart"/>
+      <w:r>
+        <w:rPr>
+          <w:rFonts w:ascii="Times New Roman" w:hAnsi="Times New Roman" w:cs="Times New Roman"/>
+          <w:lang w:val="en-US"/>
+        </w:rPr>
+        <w:t xml:space="preserve">1000;   </w:t>
+      </w:r>
+      <w:proofErr w:type="gramEnd"/>
+      <w:r>
+        <w:rPr>
+          <w:rFonts w:ascii="Times New Roman" w:hAnsi="Times New Roman" w:cs="Times New Roman"/>
+          <w:lang w:val="en-US"/>
+        </w:rPr>
+        <w:t xml:space="preserve">    % Message frequency (Hz)</w:t>
+      </w:r>
+    </w:p>
+    <w:p>
+      <w:pPr>
+        <w:rPr>
+          <w:rFonts w:ascii="Times New Roman" w:hAnsi="Times New Roman" w:cs="Times New Roman"/>
+          <w:lang w:val="en-US"/>
+        </w:rPr>
+      </w:pPr>
+      <w:r>
+        <w:rPr>
+          <w:rFonts w:ascii="Times New Roman" w:hAnsi="Times New Roman" w:cs="Times New Roman"/>
+          <w:lang w:val="en-US"/>
+        </w:rPr>
+        <w:t xml:space="preserve">fc = </w:t>
+      </w:r>
+      <w:proofErr w:type="gramStart"/>
+      <w:r>
+        <w:rPr>
+          <w:rFonts w:ascii="Times New Roman" w:hAnsi="Times New Roman" w:cs="Times New Roman"/>
+          <w:lang w:val="en-US"/>
+        </w:rPr>
+        <w:t xml:space="preserve">10000;   </w:t>
+      </w:r>
+      <w:proofErr w:type="gramEnd"/>
+      <w:r>
+        <w:rPr>
+          <w:rFonts w:ascii="Times New Roman" w:hAnsi="Times New Roman" w:cs="Times New Roman"/>
+          <w:lang w:val="en-US"/>
+        </w:rPr>
+        <w:t xml:space="preserve">   % Carrier frequency (Hz)</w:t>
+      </w:r>
+    </w:p>
+    <w:p>
+      <w:pPr>
+        <w:rPr>
+          <w:rFonts w:ascii="Times New Roman" w:hAnsi="Times New Roman" w:cs="Times New Roman"/>
+          <w:lang w:val="en-US"/>
+        </w:rPr>
+      </w:pPr>
+      <w:r>
+        <w:rPr>
+          <w:rFonts w:ascii="Times New Roman" w:hAnsi="Times New Roman" w:cs="Times New Roman"/>
+          <w:lang w:val="en-US"/>
+        </w:rPr>
+        <w:t xml:space="preserve">Fs = </w:t>
+      </w:r>
+      <w:proofErr w:type="gramStart"/>
+      <w:r>
+        <w:rPr>
+          <w:rFonts w:ascii="Times New Roman" w:hAnsi="Times New Roman" w:cs="Times New Roman"/>
+          <w:lang w:val="en-US"/>
+        </w:rPr>
+        <w:t xml:space="preserve">100000;   </w:t>
+      </w:r>
+      <w:proofErr w:type="gramEnd"/>
+      <w:r>
+        <w:rPr>
+          <w:rFonts w:ascii="Times New Roman" w:hAnsi="Times New Roman" w:cs="Times New Roman"/>
+          <w:lang w:val="en-US"/>
+        </w:rPr>
+        <w:t xml:space="preserve">  % Sampling frequency</w:t>
       </w:r>
     </w:p>
     <w:p>
@@ -1593,16 +1514,12 @@
       <w:pPr>
         <w:rPr>
           <w:rFonts w:ascii="Times New Roman" w:hAnsi="Times New Roman" w:cs="Times New Roman"/>
-          <w:b/>
-          <w:bCs/>
-          <w:lang w:val="en-US"/>
-        </w:rPr>
-      </w:pPr>
-      <w:r>
-        <w:rPr>
-          <w:rFonts w:ascii="Times New Roman" w:hAnsi="Times New Roman" w:cs="Times New Roman"/>
-          <w:b/>
-          <w:bCs/>
+          <w:lang w:val="en-US"/>
+        </w:rPr>
+      </w:pPr>
+      <w:r>
+        <w:rPr>
+          <w:rFonts w:ascii="Times New Roman" w:hAnsi="Times New Roman" w:cs="Times New Roman"/>
           <w:lang w:val="en-US"/>
         </w:rPr>
         <w:t>OUTPUT:</w:t>
@@ -1615,6 +1532,47 @@
           <w:lang w:val="en-US"/>
         </w:rPr>
       </w:pPr>
+      <w:r>
+        <w:rPr>
+          <w:rFonts w:ascii="Times New Roman" w:hAnsi="Times New Roman" w:cs="Times New Roman"/>
+          <w:lang w:val="en-US"/>
+        </w:rPr>
+        <w:drawing>
+          <wp:inline distT="0" distB="0" distL="0" distR="0" wp14:anchorId="43E494C0" wp14:editId="520DD47A">
+            <wp:extent cx="2901293" cy="2453005"/>
+            <wp:effectExtent l="0" t="0" r="0" b="4445"/>
+            <wp:docPr id="1056006838" name="Picture 1" descr="The image displays a series of waveforms representing different types of signals, including message, carrier, and AM signals, with time on the horizontal axis and amplitude on the vertical axis.&#10;&#10;AI-generated content may be incorrect."/>
+            <wp:cNvGraphicFramePr>
+              <a:graphicFrameLocks xmlns:a="http://schemas.openxmlformats.org/drawingml/2006/main" noChangeAspect="1"/>
+            </wp:cNvGraphicFramePr>
+            <a:graphic xmlns:a="http://schemas.openxmlformats.org/drawingml/2006/main">
+              <a:graphicData uri="http://schemas.openxmlformats.org/drawingml/2006/picture">
+                <pic:pic xmlns:pic="http://schemas.openxmlformats.org/drawingml/2006/picture">
+                  <pic:nvPicPr>
+                    <pic:cNvPr id="1056006838" name="Picture 1" descr="The image displays a series of waveforms representing different types of signals, including message, carrier, and AM signals, with time on the horizontal axis and amplitude on the vertical axis.&#10;&#10;AI-generated content may be incorrect."/>
+                    <pic:cNvPicPr/>
+                  </pic:nvPicPr>
+                  <pic:blipFill>
+                    <a:blip r:embed="rId4"/>
+                    <a:stretch>
+                      <a:fillRect/>
+                    </a:stretch>
+                  </pic:blipFill>
+                  <pic:spPr>
+                    <a:xfrm>
+                      <a:off x="0" y="0"/>
+                      <a:ext cx="2928371" cy="2475899"/>
+                    </a:xfrm>
+                    <a:prstGeom prst="rect">
+                      <a:avLst/>
+                    </a:prstGeom>
+                  </pic:spPr>
+                </pic:pic>
+              </a:graphicData>
+            </a:graphic>
+          </wp:inline>
+        </w:drawing>
+      </w:r>
     </w:p>
     <w:p>
       <w:pPr>
@@ -1645,7 +1603,7 @@
                     </pic:cNvPicPr>
                   </pic:nvPicPr>
                   <pic:blipFill>
-                    <a:blip r:embed="rId4" cstate="print">
+                    <a:blip r:embed="rId5" cstate="print">
                       <a:extLst>
                         <a:ext uri="{28A0092B-C50C-407E-A947-70E740481C1C}">
                           <a14:useLocalDpi xmlns:a14="http://schemas.microsoft.com/office/drawing/2010/main" val="0"/>
